--- a/utils/References/Calving_Fronts_and_Where_to_Find_Them/Summary.docx
+++ b/utils/References/Calving_Fronts_and_Where_to_Find_Them/Summary.docx
@@ -95,47 +95,7 @@
         </w:numPr>
       </w:pPr>
       <w:r>
-        <w:t xml:space="preserve">SAR imagery sources: </w:t>
-      </w:r>
-      <w:r>
-        <w:t>ERS-1/2, Envisat,</w:t>
-      </w:r>
-      <w:r>
-        <w:t xml:space="preserve"> </w:t>
-      </w:r>
-      <w:r>
-        <w:t>RADARSAT-1, ALOS Phased Array L-band Synthetic</w:t>
-      </w:r>
-      <w:r>
-        <w:t>, A</w:t>
-      </w:r>
-      <w:r>
-        <w:t xml:space="preserve">perture Radar (ALOS PALSAR), </w:t>
-      </w:r>
-      <w:proofErr w:type="spellStart"/>
-      <w:r>
-        <w:t>TerraSAR</w:t>
-      </w:r>
-      <w:proofErr w:type="spellEnd"/>
-      <w:r>
-        <w:t>-X (TSX),</w:t>
-      </w:r>
-      <w:r>
-        <w:t xml:space="preserve"> </w:t>
-      </w:r>
-      <w:proofErr w:type="spellStart"/>
-      <w:r>
-        <w:t>T</w:t>
-      </w:r>
-      <w:r>
-        <w:t>anDEM</w:t>
-      </w:r>
-      <w:proofErr w:type="spellEnd"/>
-      <w:r>
-        <w:t>-X (TDX), and Sentinel-1</w:t>
-      </w:r>
-      <w:r>
-        <w:t>.</w:t>
+        <w:t>SAR imagery sources: ERS-1/2, Envisat, RADARSAT-1, ALOS Phased Array L-band Synthetic, Aperture Radar (ALOS PALSAR), TerraSAR-X (TSX), TanDEM-X (TDX), and Sentinel-1.</w:t>
       </w:r>
     </w:p>
     <w:p>
@@ -147,30 +107,7 @@
         </w:numPr>
       </w:pPr>
       <w:r>
-        <w:t xml:space="preserve">SAR data sources: </w:t>
-      </w:r>
-      <w:r>
-        <w:t xml:space="preserve">German Aerospace </w:t>
-      </w:r>
-      <w:proofErr w:type="spellStart"/>
-      <w:r>
-        <w:t>Center</w:t>
-      </w:r>
-      <w:proofErr w:type="spellEnd"/>
-      <w:r>
-        <w:t xml:space="preserve"> (DLR), the European</w:t>
-      </w:r>
-      <w:r>
-        <w:t xml:space="preserve"> </w:t>
-      </w:r>
-      <w:r>
-        <w:t>Space Agency (ESA), and the Alaska Satellite Facility</w:t>
-      </w:r>
-      <w:r>
-        <w:t xml:space="preserve"> </w:t>
-      </w:r>
-      <w:r>
-        <w:t>(ASF).</w:t>
+        <w:t>SAR data sources: German Aerospace Center (DLR), the European Space Agency (ESA), and the Alaska Satellite Facility (ASF).</w:t>
       </w:r>
     </w:p>
     <w:p>
@@ -182,6 +119,9 @@
         </w:numPr>
       </w:pPr>
       <w:r>
+        <w:rPr>
+          <w:noProof/>
+        </w:rPr>
         <w:drawing>
           <wp:inline distT="0" distB="0" distL="0" distR="0" wp14:anchorId="520CAB43" wp14:editId="58A54798">
             <wp:extent cx="3362325" cy="975873"/>
@@ -230,6 +170,9 @@
     </w:p>
     <w:p>
       <w:r>
+        <w:rPr>
+          <w:noProof/>
+        </w:rPr>
         <w:drawing>
           <wp:anchor distT="0" distB="0" distL="114300" distR="114300" simplePos="0" relativeHeight="251658240" behindDoc="1" locked="0" layoutInCell="1" allowOverlap="1" wp14:anchorId="6E036BE9" wp14:editId="0682ADAF">
             <wp:simplePos x="0" y="0"/>
@@ -360,13 +303,7 @@
         </w:numPr>
       </w:pPr>
       <w:r>
-        <w:t xml:space="preserve">Class balancing with morphological dilation with 5x5 kernel to thicken the fronts and reduce unbalancing issues (since front line is </w:t>
-      </w:r>
-      <w:r>
-        <w:t>underrepresented</w:t>
-      </w:r>
-      <w:r>
-        <w:t xml:space="preserve"> with too few pixels).</w:t>
+        <w:t>Class balancing with morphological dilation with 5x5 kernel to thicken the fronts and reduce unbalancing issues (since front line is underrepresented with too few pixels).</w:t>
       </w:r>
     </w:p>
     <w:p>
@@ -408,6 +345,9 @@
     <w:p/>
     <w:p>
       <w:r>
+        <w:rPr>
+          <w:noProof/>
+        </w:rPr>
         <w:drawing>
           <wp:anchor distT="0" distB="0" distL="114300" distR="114300" simplePos="0" relativeHeight="251659264" behindDoc="0" locked="0" layoutInCell="1" allowOverlap="1" wp14:anchorId="195B0C0C" wp14:editId="0B44CD0B">
             <wp:simplePos x="0" y="0"/>
@@ -500,16 +440,7 @@
         </w:numPr>
       </w:pPr>
       <w:r>
-        <w:t>S</w:t>
-      </w:r>
-      <w:r>
-        <w:t>kip connection</w:t>
-      </w:r>
-      <w:r>
-        <w:t xml:space="preserve"> </w:t>
-      </w:r>
-      <w:r>
-        <w:t>Encoder-decoder.</w:t>
+        <w:t>Skip connection Encoder-decoder.</w:t>
       </w:r>
     </w:p>
     <w:p>
@@ -521,39 +452,7 @@
         </w:numPr>
       </w:pPr>
       <w:r>
-        <w:t xml:space="preserve">Bottleneck </w:t>
-      </w:r>
-      <w:r>
-        <w:t xml:space="preserve">enriched with </w:t>
-      </w:r>
-      <w:r>
-        <w:t>ASPP (</w:t>
-      </w:r>
-      <w:proofErr w:type="spellStart"/>
-      <w:r>
-        <w:t>Atrous</w:t>
-      </w:r>
-      <w:proofErr w:type="spellEnd"/>
-      <w:r>
-        <w:t xml:space="preserve"> Spatial Pyramid Pooling) </w:t>
-      </w:r>
-      <w:r>
-        <w:t xml:space="preserve">equipped with </w:t>
-      </w:r>
-      <w:r>
-        <w:t xml:space="preserve">dilation rates 1,2,4,8 </w:t>
-      </w:r>
-      <w:r>
-        <w:t xml:space="preserve">(useful since </w:t>
-      </w:r>
-      <w:r>
-        <w:t xml:space="preserve">front </w:t>
-      </w:r>
-      <w:r>
-        <w:t>may have very different scales)</w:t>
-      </w:r>
-      <w:r>
-        <w:t>.</w:t>
+        <w:t>Bottleneck enriched with ASPP (Atrous Spatial Pyramid Pooling) equipped with dilation rates 1,2,4,8 (useful since front may have very different scales).</w:t>
       </w:r>
     </w:p>
     <w:p>
@@ -565,18 +464,7 @@
         </w:numPr>
       </w:pPr>
       <w:r>
-        <w:t>Activation</w:t>
-      </w:r>
-      <w:r>
-        <w:t xml:space="preserve">: Leaky </w:t>
-      </w:r>
-      <w:proofErr w:type="spellStart"/>
-      <w:r>
-        <w:t>ReLU</w:t>
-      </w:r>
-      <w:proofErr w:type="spellEnd"/>
-      <w:r>
-        <w:t xml:space="preserve"> (slope 0.1).</w:t>
+        <w:t>Activation: Leaky ReLU (slope 0.1).</w:t>
       </w:r>
     </w:p>
     <w:p>
@@ -600,16 +488,7 @@
         </w:numPr>
       </w:pPr>
       <w:r>
-        <w:t>Initial f</w:t>
-      </w:r>
-      <w:r>
-        <w:t>eature</w:t>
-      </w:r>
-      <w:r>
-        <w:t>s</w:t>
-      </w:r>
-      <w:r>
-        <w:t>: 32.</w:t>
+        <w:t>Initial features: 32.</w:t>
       </w:r>
     </w:p>
     <w:p>
@@ -633,16 +512,7 @@
         </w:numPr>
       </w:pPr>
       <w:r>
-        <w:t xml:space="preserve">Front segmentation: </w:t>
-      </w:r>
-      <w:r>
-        <w:t>probability map (pixel →</w:t>
-      </w:r>
-      <w:r>
-        <w:t>probability to be part of the front line</w:t>
-      </w:r>
-      <w:r>
-        <w:t>)</w:t>
+        <w:t>Front segmentation: probability map (pixel →probability to be part of the front line)</w:t>
       </w:r>
     </w:p>
     <w:p>
@@ -734,34 +604,7 @@
         <w:t>:</w:t>
       </w:r>
       <w:r>
-        <w:t xml:space="preserve"> adapted </w:t>
-      </w:r>
-      <w:r>
-        <w:t>Improved Distance Map Loss (Davari 2021) → combin</w:t>
-      </w:r>
-      <w:r>
-        <w:t>ing</w:t>
-      </w:r>
-      <w:r>
-        <w:t xml:space="preserve"> Dice </w:t>
-      </w:r>
-      <w:r>
-        <w:t>with weights</w:t>
-      </w:r>
-      <w:r>
-        <w:t xml:space="preserve"> </w:t>
-      </w:r>
-      <w:r>
-        <w:t>coming from</w:t>
-      </w:r>
-      <w:r>
-        <w:t xml:space="preserve"> front-line</w:t>
-      </w:r>
-      <w:r>
-        <w:t xml:space="preserve"> </w:t>
-      </w:r>
-      <w:r>
-        <w:t>EDT.</w:t>
+        <w:t xml:space="preserve"> adapted Improved Distance Map Loss (Davari 2021) → combining Dice with weights coming from front-line EDT.</w:t>
       </w:r>
     </w:p>
     <w:p>
@@ -776,13 +619,7 @@
         <w:t xml:space="preserve">Early stopping </w:t>
       </w:r>
       <w:r>
-        <w:t xml:space="preserve">with </w:t>
-      </w:r>
-      <w:r>
-        <w:t xml:space="preserve">threshold </w:t>
-      </w:r>
-      <w:r>
-        <w:t xml:space="preserve">patience </w:t>
+        <w:t xml:space="preserve">with threshold patience </w:t>
       </w:r>
       <w:r>
         <w:t>30 epoch</w:t>
@@ -846,13 +683,13 @@
         <w:t>Patch merging</w:t>
       </w:r>
       <w:r>
-        <w:t xml:space="preserve"> </w:t>
-      </w:r>
-      <w:r>
-        <w:t xml:space="preserve">with </w:t>
-      </w:r>
-      <w:r>
-        <w:t>Gaussian weighting.</w:t>
+        <w:t xml:space="preserve"> with Gaussian weighting</w:t>
+      </w:r>
+      <w:r>
+        <w:t xml:space="preserve"> (more importance on centres, less on edges, predicted overlapped zones are fused via weighted mean and padding is removed)</w:t>
+      </w:r>
+      <w:r>
+        <w:t>.</w:t>
       </w:r>
     </w:p>
     <w:p>
@@ -871,13 +708,7 @@
         <w:t>Sigmoid + threshold (0.12)</w:t>
       </w:r>
       <w:r>
-        <w:t xml:space="preserve"> →</w:t>
-      </w:r>
-      <w:r>
-        <w:t xml:space="preserve"> binarization</w:t>
-      </w:r>
-      <w:r>
-        <w:t>.</w:t>
+        <w:t xml:space="preserve"> → binarization.</w:t>
       </w:r>
     </w:p>
     <w:p>
@@ -896,13 +727,7 @@
         <w:t>Skeletonization</w:t>
       </w:r>
       <w:r>
-        <w:t xml:space="preserve"> → 1-pixel</w:t>
-      </w:r>
-      <w:r>
-        <w:t xml:space="preserve"> lines</w:t>
-      </w:r>
-      <w:r>
-        <w:t>.</w:t>
+        <w:t xml:space="preserve"> → 1-pixel lines.</w:t>
       </w:r>
     </w:p>
     <w:p>
@@ -921,13 +746,7 @@
         <w:t>Longest path extraction</w:t>
       </w:r>
       <w:r>
-        <w:t>:</w:t>
-      </w:r>
-      <w:r>
-        <w:t xml:space="preserve"> deletion </w:t>
-      </w:r>
-      <w:r>
-        <w:t>of spurious branches.</w:t>
+        <w:t>: deletion of spurious branches.</w:t>
       </w:r>
     </w:p>
     <w:p>
@@ -946,13 +765,7 @@
         <w:t>Bounding box masking</w:t>
       </w:r>
       <w:r>
-        <w:t xml:space="preserve"> + segment</w:t>
-      </w:r>
-      <w:r>
-        <w:t xml:space="preserve"> filter</w:t>
-      </w:r>
-      <w:r>
-        <w:t xml:space="preserve"> &lt; 750 m.</w:t>
+        <w:t xml:space="preserve"> + segment filter &lt; 750 m.</w:t>
       </w:r>
     </w:p>
     <w:p>
@@ -1081,15 +894,7 @@
     </w:p>
     <w:p>
       <w:r>
-        <w:t xml:space="preserve">Average </w:t>
-      </w:r>
-      <w:proofErr w:type="spellStart"/>
-      <w:r>
-        <w:t>IoU</w:t>
-      </w:r>
-      <w:proofErr w:type="spellEnd"/>
-      <w:r>
-        <w:t>: 0.026549514893114853</w:t>
+        <w:t>Average IoU: 0.026549514893114853</w:t>
       </w:r>
     </w:p>
     <w:p>
@@ -1132,7 +937,6 @@
           <w:iCs/>
           <w:color w:val="0F4761" w:themeColor="accent1" w:themeShade="BF"/>
         </w:rPr>
-        <w:lastRenderedPageBreak/>
         <w:t>Test</w:t>
       </w:r>
       <w:r>
@@ -1161,15 +965,7 @@
     </w:p>
     <w:p>
       <w:r>
-        <w:t xml:space="preserve">Average </w:t>
-      </w:r>
-      <w:proofErr w:type="spellStart"/>
-      <w:r>
-        <w:t>IoU</w:t>
-      </w:r>
-      <w:proofErr w:type="spellEnd"/>
-      <w:r>
-        <w:t>: 0.027040528813207523</w:t>
+        <w:t>Average IoU: 0.027040528813207523</w:t>
       </w:r>
     </w:p>
     <w:p>
@@ -2898,6 +2694,7 @@
   <w:style w:type="character" w:default="1" w:styleId="Carpredefinitoparagrafo">
     <w:name w:val="Default Paragraph Font"/>
     <w:uiPriority w:val="1"/>
+    <w:semiHidden/>
     <w:unhideWhenUsed/>
   </w:style>
   <w:style w:type="table" w:default="1" w:styleId="Tabellanormale">
